--- a/提交材料/项目案例说明.docx
+++ b/提交材料/项目案例说明.docx
@@ -8,112 +8,110 @@
       </w:pPr>
       <w:r>
         <w:rPr>
+          <w:rFonts w:ascii="黑体" w:hAnsi="黑体" w:eastAsia="黑体"/>
           <w:b/>
           <w:sz w:val="32"/>
         </w:rPr>
-        <w:t>中小企业 AI 工作流采纳研究型智能体项目说明</w:t>
+        <w:t>企业 AI 部署偏好与治理机制研究型智能体项目说明</w:t>
       </w:r>
     </w:p>
-    <w:p/>
     <w:p>
+      <w:pPr>
+        <w:spacing w:line="300" w:lineRule="auto"/>
+        <w:ind w:firstLine="440"/>
+      </w:pPr>
       <w:r>
-        <w:rPr>
-          <w:b/>
-          <w:sz w:val="26"/>
-        </w:rPr>
         <w:t>一、项目目标</w:t>
       </w:r>
     </w:p>
-    <w:p/>
     <w:p>
+      <w:pPr>
+        <w:spacing w:line="300" w:lineRule="auto"/>
+        <w:ind w:firstLine="440"/>
+      </w:pPr>
       <w:r>
-        <w:t>本项目围绕中小企业 AI 工作流采纳问题，建立一个可以复现实验、可以解释预测、可以提供证据引用的研究型智能体系统。系统不追求随机划分下的虚高分数，而是优先考虑跨国家、跨时间、跨行业的泛化能力。</w:t>
+        <w:t>本项目围绕企业 AI 部署偏好与治理机制，建立一个可复现实验、可解释预测、可提供证据引用的研究型智能体系统。中小企业是重要样本场景，Stage 2 不写成 SME-only，而是行业/区域外部验证层。</w:t>
       </w:r>
     </w:p>
-    <w:p/>
     <w:p>
+      <w:pPr>
+        <w:spacing w:line="300" w:lineRule="auto"/>
+        <w:ind w:firstLine="440"/>
+      </w:pPr>
       <w:r>
-        <w:rPr>
-          <w:b/>
-          <w:sz w:val="26"/>
-        </w:rPr>
         <w:t>二、系统组成</w:t>
       </w:r>
     </w:p>
-    <w:p/>
     <w:p>
+      <w:pPr>
+        <w:spacing w:line="300" w:lineRule="auto"/>
+        <w:ind w:firstLine="440"/>
+      </w:pPr>
       <w:r>
-        <w:t>项目新增的核心模块位于 10_Agent系统 目录。该目录包含训练模块、工具模块、证据检索模块、接口服务、网页演示和测试脚本。</w:t>
+        <w:t>核心模块位于 10_Agent系统 目录，包含训练模块、工具模块、证据检索模块、接口原型、网页演示和测试脚本。Agent 不直接向大语言模型塞入原始大表，而是通过工具返回指标、证据文件和限制说明。</w:t>
       </w:r>
     </w:p>
-    <w:p/>
     <w:p>
+      <w:pPr>
+        <w:spacing w:line="300" w:lineRule="auto"/>
+        <w:ind w:firstLine="440"/>
+      </w:pPr>
       <w:r>
-        <w:t>训练模块负责数据哈希审计、特征泄漏检查、模型训练、冠军模型选择和模型注册表输出。工具模块负责指标查询、采纳率预测、预测解释、部署建议、图表生成、引用校验和数据审计。证据检索模块负责把报告和注册表转成可检索证据，保证回答有来源。接口服务使用 FastAPI，网页演示使用 Streamlit。</w:t>
+        <w:t>三、建模结果</w:t>
       </w:r>
     </w:p>
-    <w:p/>
     <w:p>
+      <w:pPr>
+        <w:spacing w:line="300" w:lineRule="auto"/>
+        <w:ind w:firstLine="440"/>
+      </w:pPr>
       <w:r>
-        <w:rPr>
-          <w:b/>
-          <w:sz w:val="26"/>
-        </w:rPr>
-        <w:t>三、建模策略</w:t>
+        <w:t>Stage 1：553 行面板，544 个可建模样本，36 geo，Ridge，GroupKFold R2=0.8680，MAE=1.8342。</w:t>
       </w:r>
     </w:p>
-    <w:p/>
     <w:p>
+      <w:pPr>
+        <w:spacing w:line="300" w:lineRule="auto"/>
+        <w:ind w:firstLine="440"/>
+      </w:pPr>
       <w:r>
-        <w:t>模型选择以学术泛化质量为主。主要候选模型包括 Ridge、RandomForest、ExtraTrees 和 HistGradientBoosting，并预留 XGBoost、LightGBM、CatBoost、FT-Transformer 等扩展方向。最终冠军模型由 GroupKFold、时间留出、行业留出、泄漏审计和模型可解释性共同决定。</w:t>
+        <w:t>Stage 2：5,814 行，36 geo，50 行业，ExtraTrees，长跑复算 GroupKFold R2=0.7245，MAE=1.9646。</w:t>
       </w:r>
     </w:p>
-    <w:p/>
     <w:p>
+      <w:pPr>
+        <w:spacing w:line="300" w:lineRule="auto"/>
+        <w:ind w:firstLine="440"/>
+      </w:pPr>
       <w:r>
-        <w:rPr>
-          <w:b/>
-          <w:sz w:val="26"/>
-        </w:rPr>
-        <w:t>四、最终结果</w:t>
+        <w:t>四、质量控制</w:t>
       </w:r>
     </w:p>
-    <w:p/>
     <w:p>
+      <w:pPr>
+        <w:spacing w:line="300" w:lineRule="auto"/>
+        <w:ind w:firstLine="440"/>
+      </w:pPr>
       <w:r>
-        <w:t>当前 A10 服务器验证后的冠军模型为 Stage 2 ExtraTrees。GroupKFold R2 均值为 0.7136600816324493，MAE 均值为 2.052527810982685。时间留出 R2 为 0.7019150547187023，行业留出 R2 为 0.9521096639989431。数据哈希审计和特征泄漏审计均通过。</w:t>
+        <w:t>项目包含数据哈希审计、特征泄漏审计、GroupKFold 泛化验证、结果表、图表和 Agent 单元测试。固定评估集中，工具调用和引用约束是重点；证据不足时应返回“无法确认”。</w:t>
       </w:r>
     </w:p>
-    <w:p/>
     <w:p>
+      <w:pPr>
+        <w:spacing w:line="300" w:lineRule="auto"/>
+        <w:ind w:firstLine="440"/>
+      </w:pPr>
       <w:r>
-        <w:rPr>
-          <w:b/>
-          <w:sz w:val="26"/>
-        </w:rPr>
-        <w:t>五、智能体质量控制</w:t>
+        <w:t>五、课程价值</w:t>
       </w:r>
     </w:p>
-    <w:p/>
     <w:p>
+      <w:pPr>
+        <w:spacing w:line="300" w:lineRule="auto"/>
+        <w:ind w:firstLine="440"/>
+      </w:pPr>
       <w:r>
-        <w:t>智能体不会把大型原始表格直接放入语言模型上下文。所有数值结论均通过工具返回，回答必须包含证据文件。缺少证据时返回“无法确认”。固定评估集上的工具成功率为 1.0，引用准确率代理指标为 1.0， unsupported claim 的幻觉率为 0.0。</w:t>
-      </w:r>
-    </w:p>
-    <w:p/>
-    <w:p>
-      <w:r>
-        <w:rPr>
-          <w:b/>
-          <w:sz w:val="26"/>
-        </w:rPr>
-        <w:t>六、适合作为课程案例的原因</w:t>
-      </w:r>
-    </w:p>
-    <w:p/>
-    <w:p>
-      <w:r>
-        <w:t>本项目不仅有模型训练结果，也包含数据审计、模型注册、证据检索、接口服务、网页演示和自动测试。它可以展示从数据处理、模型验证到智能体封装的完整流程，适合作为“AI + 学术研究 + 工程落地”的课程案例。</w:t>
+        <w:t>该项目完整展示了源数据获取、数据清洗、特征工程、监督学习、交叉验证、模型解释和 Agent 工程封装的数据挖掘生命周期。</w:t>
       </w:r>
     </w:p>
     <w:sectPr>
@@ -490,7 +488,7 @@
     <w:qFormat/>
     <w:rsid w:val="00FC693F"/>
     <w:rPr>
-      <w:rFonts w:ascii="Microsoft YaHei" w:hAnsi="Microsoft YaHei"/>
+      <w:rFonts w:ascii="宋体" w:hAnsi="宋体" w:eastAsia="宋体"/>
       <w:sz w:val="22"/>
     </w:rPr>
   </w:style>
